--- a/Team_Project_Checkin.docx
+++ b/Team_Project_Checkin.docx
@@ -17,15 +17,13 @@
         </w:rPr>
         <w:t xml:space="preserve">CS 3560 Team Project </w:t>
       </w:r>
-      <w:proofErr w:type="spellStart"/>
-      <w:r>
-        <w:rPr>
-          <w:b/>
-          <w:bCs/>
-        </w:rPr>
-        <w:t>Checkin</w:t>
-      </w:r>
-      <w:proofErr w:type="spellEnd"/>
+      <w:r>
+        <w:rPr>
+          <w:b/>
+          <w:bCs/>
+        </w:rPr>
+        <w:t>Check in</w:t>
+      </w:r>
     </w:p>
     <w:p>
       <w:pPr>
@@ -273,10 +271,13 @@
     </w:p>
     <w:p>
       <w:pPr>
-        <w:numPr>
-          <w:ilvl w:val="0"/>
-          <w:numId w:val="18"/>
-        </w:numPr>
+        <w:ind w:left="360"/>
+        <w:jc w:val="both"/>
+      </w:pPr>
+    </w:p>
+    <w:p>
+      <w:pPr>
+        <w:ind w:left="360"/>
         <w:jc w:val="both"/>
       </w:pPr>
     </w:p>
@@ -393,16 +394,6 @@
     <w:p>
       <w:pPr>
         <w:jc w:val="both"/>
-      </w:pPr>
-      <w:r>
-        <w:pict w14:anchorId="511234FF">
-          <v:rect id="_x0000_i1025" style="width:0;height:1.5pt" o:hralign="center" o:hrstd="t" o:hr="t" fillcolor="#a0a0a0" stroked="f"/>
-        </w:pict>
-      </w:r>
-    </w:p>
-    <w:p>
-      <w:pPr>
-        <w:jc w:val="both"/>
         <w:rPr>
           <w:b/>
           <w:bCs/>
@@ -621,11 +612,14 @@
           <w:b/>
           <w:bCs/>
         </w:rPr>
+        <w:t>Decision Logic:</w:t>
+      </w:r>
+      <w:r>
+        <w:t xml:space="preserve"> Both traders utilize a "Security Checkpoint" GUI window. The player must manually type their Username and Level </w:t>
+      </w:r>
+      <w:r>
         <w:lastRenderedPageBreak/>
-        <w:t>Decision Logic:</w:t>
-      </w:r>
-      <w:r>
-        <w:t xml:space="preserve"> Both traders utilize a "Security Checkpoint" GUI window. The player must manually type their Username and Level to verify their identity. If verified, the Trader checks the player's gold against their specific price point to accept or reject the deal.</w:t>
+        <w:t>to verify their identity. If verified, the Trader checks the player's gold against their specific price point to accept or reject the deal.</w:t>
       </w:r>
     </w:p>
     <w:p>
@@ -858,78 +852,485 @@
     <w:p>
       <w:pPr>
         <w:jc w:val="both"/>
-      </w:pPr>
-      <w:r>
-        <w:rPr>
-          <w:b/>
-          <w:bCs/>
-        </w:rPr>
+        <w:rPr>
+          <w:b/>
+          <w:bCs/>
+        </w:rPr>
+      </w:pPr>
+    </w:p>
+    <w:p>
+      <w:pPr>
+        <w:jc w:val="both"/>
+        <w:rPr>
+          <w:b/>
+          <w:bCs/>
+        </w:rPr>
+      </w:pPr>
+    </w:p>
+    <w:p>
+      <w:pPr>
+        <w:jc w:val="both"/>
+        <w:rPr>
+          <w:b/>
+          <w:bCs/>
+        </w:rPr>
+      </w:pPr>
+    </w:p>
+    <w:p>
+      <w:pPr>
+        <w:jc w:val="both"/>
+        <w:rPr>
+          <w:b/>
+          <w:bCs/>
+        </w:rPr>
+      </w:pPr>
+    </w:p>
+    <w:p>
+      <w:pPr>
+        <w:jc w:val="both"/>
+        <w:rPr>
+          <w:b/>
+          <w:bCs/>
+        </w:rPr>
+      </w:pPr>
+    </w:p>
+    <w:p>
+      <w:pPr>
+        <w:jc w:val="both"/>
+        <w:rPr>
+          <w:b/>
+          <w:bCs/>
+        </w:rPr>
+      </w:pPr>
+    </w:p>
+    <w:p>
+      <w:pPr>
+        <w:jc w:val="both"/>
+        <w:rPr>
+          <w:b/>
+          <w:bCs/>
+        </w:rPr>
+      </w:pPr>
+    </w:p>
+    <w:p>
+      <w:pPr>
+        <w:jc w:val="both"/>
+        <w:rPr>
+          <w:b/>
+          <w:bCs/>
+        </w:rPr>
+      </w:pPr>
+    </w:p>
+    <w:p>
+      <w:pPr>
+        <w:jc w:val="both"/>
+        <w:rPr>
+          <w:b/>
+          <w:bCs/>
+        </w:rPr>
+      </w:pPr>
+    </w:p>
+    <w:p>
+      <w:pPr>
+        <w:jc w:val="both"/>
+        <w:rPr>
+          <w:b/>
+          <w:bCs/>
+        </w:rPr>
+      </w:pPr>
+    </w:p>
+    <w:p>
+      <w:pPr>
+        <w:jc w:val="both"/>
+        <w:rPr>
+          <w:b/>
+          <w:bCs/>
+        </w:rPr>
+      </w:pPr>
+    </w:p>
+    <w:p>
+      <w:pPr>
+        <w:jc w:val="both"/>
+        <w:rPr>
+          <w:b/>
+          <w:bCs/>
+          <w:color w:val="EE0000"/>
+        </w:rPr>
+      </w:pPr>
+      <w:r>
+        <w:rPr>
+          <w:b/>
+          <w:bCs/>
+        </w:rPr>
+        <w:lastRenderedPageBreak/>
         <w:t>Video/Text Output</w:t>
       </w:r>
-    </w:p>
-    <w:p>
-      <w:pPr>
+      <w:r>
+        <w:rPr>
+          <w:b/>
+          <w:bCs/>
+        </w:rPr>
+        <w:t xml:space="preserve">: </w:t>
+      </w:r>
+      <w:r>
+        <w:rPr>
+          <w:b/>
+          <w:bCs/>
+          <w:color w:val="EE0000"/>
+        </w:rPr>
+        <w:t>12 points</w:t>
+      </w:r>
+    </w:p>
+    <w:p>
+      <w:pPr>
+        <w:pStyle w:val="ListParagraph"/>
         <w:numPr>
           <w:ilvl w:val="0"/>
-          <w:numId w:val="24"/>
+          <w:numId w:val="34"/>
         </w:numPr>
         <w:jc w:val="both"/>
-        <w:rPr>
-          <w:color w:val="EE0000"/>
-        </w:rPr>
-      </w:pPr>
-      <w:r>
-        <w:rPr>
-          <w:i/>
-          <w:iCs/>
-          <w:color w:val="EE0000"/>
-        </w:rPr>
-        <w:t>Note to team:</w:t>
-      </w:r>
-      <w:r>
-        <w:rPr>
-          <w:color w:val="EE0000"/>
-        </w:rPr>
-        <w:t xml:space="preserve"> Ensure you include a video or screenshots of the GUI running to claim these </w:t>
-      </w:r>
-      <w:r>
-        <w:rPr>
-          <w:b/>
-          <w:bCs/>
-          <w:color w:val="EE0000"/>
-        </w:rPr>
-        <w:t>12 points</w:t>
-      </w:r>
-      <w:r>
-        <w:rPr>
-          <w:color w:val="EE0000"/>
-        </w:rPr>
-        <w:t>.</w:t>
-      </w:r>
-    </w:p>
-    <w:p>
-      <w:pPr>
-        <w:jc w:val="both"/>
-      </w:pPr>
-      <w:r>
-        <w:pict w14:anchorId="428802DD">
-          <v:rect id="_x0000_i1026" style="width:0;height:1.5pt" o:hralign="center" o:hrstd="t" o:hr="t" fillcolor="#a0a0a0" stroked="f"/>
-        </w:pict>
-      </w:r>
-    </w:p>
-    <w:p>
-      <w:pPr>
-        <w:jc w:val="both"/>
-        <w:rPr>
-          <w:b/>
-          <w:bCs/>
-        </w:rPr>
-      </w:pPr>
-      <w:r>
-        <w:rPr>
-          <w:b/>
-          <w:bCs/>
-        </w:rPr>
+      </w:pPr>
+      <w:r>
+        <w:t>The Login Screen:</w:t>
+      </w:r>
+    </w:p>
+    <w:p>
+      <w:pPr>
+        <w:jc w:val="center"/>
+      </w:pPr>
+      <w:r>
+        <w:drawing>
+          <wp:inline distT="0" distB="0" distL="0" distR="0" wp14:anchorId="6E368BC4" wp14:editId="5F7D13BC">
+            <wp:extent cx="3664424" cy="3865193"/>
+            <wp:effectExtent l="0" t="0" r="0" b="2540"/>
+            <wp:docPr id="1666028252" name="Picture 1" descr="A screenshot of a computer&#10;&#10;AI-generated content may be incorrect."/>
+            <wp:cNvGraphicFramePr>
+              <a:graphicFrameLocks xmlns:a="http://schemas.openxmlformats.org/drawingml/2006/main" noChangeAspect="1"/>
+            </wp:cNvGraphicFramePr>
+            <a:graphic xmlns:a="http://schemas.openxmlformats.org/drawingml/2006/main">
+              <a:graphicData uri="http://schemas.openxmlformats.org/drawingml/2006/picture">
+                <pic:pic xmlns:pic="http://schemas.openxmlformats.org/drawingml/2006/picture">
+                  <pic:nvPicPr>
+                    <pic:cNvPr id="1666028252" name="Picture 1" descr="A screenshot of a computer&#10;&#10;AI-generated content may be incorrect."/>
+                    <pic:cNvPicPr/>
+                  </pic:nvPicPr>
+                  <pic:blipFill>
+                    <a:blip r:embed="rId5"/>
+                    <a:stretch>
+                      <a:fillRect/>
+                    </a:stretch>
+                  </pic:blipFill>
+                  <pic:spPr>
+                    <a:xfrm>
+                      <a:off x="0" y="0"/>
+                      <a:ext cx="3695158" cy="3897611"/>
+                    </a:xfrm>
+                    <a:prstGeom prst="rect">
+                      <a:avLst/>
+                    </a:prstGeom>
+                  </pic:spPr>
+                </pic:pic>
+              </a:graphicData>
+            </a:graphic>
+          </wp:inline>
+        </w:drawing>
+      </w:r>
+    </w:p>
+    <w:p>
+      <w:pPr>
+        <w:jc w:val="center"/>
+      </w:pPr>
+      <w:r>
+        <w:drawing>
+          <wp:inline distT="0" distB="0" distL="0" distR="0" wp14:anchorId="76633D79" wp14:editId="2DE54BEC">
+            <wp:extent cx="3693251" cy="3944203"/>
+            <wp:effectExtent l="0" t="0" r="2540" b="0"/>
+            <wp:docPr id="1986895261" name="Picture 1" descr="A screenshot of a computer&#10;&#10;AI-generated content may be incorrect."/>
+            <wp:cNvGraphicFramePr>
+              <a:graphicFrameLocks xmlns:a="http://schemas.openxmlformats.org/drawingml/2006/main" noChangeAspect="1"/>
+            </wp:cNvGraphicFramePr>
+            <a:graphic xmlns:a="http://schemas.openxmlformats.org/drawingml/2006/main">
+              <a:graphicData uri="http://schemas.openxmlformats.org/drawingml/2006/picture">
+                <pic:pic xmlns:pic="http://schemas.openxmlformats.org/drawingml/2006/picture">
+                  <pic:nvPicPr>
+                    <pic:cNvPr id="1986895261" name="Picture 1" descr="A screenshot of a computer&#10;&#10;AI-generated content may be incorrect."/>
+                    <pic:cNvPicPr/>
+                  </pic:nvPicPr>
+                  <pic:blipFill>
+                    <a:blip r:embed="rId6"/>
+                    <a:stretch>
+                      <a:fillRect/>
+                    </a:stretch>
+                  </pic:blipFill>
+                  <pic:spPr>
+                    <a:xfrm>
+                      <a:off x="0" y="0"/>
+                      <a:ext cx="3695862" cy="3946991"/>
+                    </a:xfrm>
+                    <a:prstGeom prst="rect">
+                      <a:avLst/>
+                    </a:prstGeom>
+                  </pic:spPr>
+                </pic:pic>
+              </a:graphicData>
+            </a:graphic>
+          </wp:inline>
+        </w:drawing>
+      </w:r>
+    </w:p>
+    <w:p>
+      <w:pPr>
+        <w:jc w:val="center"/>
+      </w:pPr>
+      <w:r>
+        <w:lastRenderedPageBreak/>
+        <w:drawing>
+          <wp:inline distT="0" distB="0" distL="0" distR="0" wp14:anchorId="06FE06B4" wp14:editId="0462C805">
+            <wp:extent cx="3774111" cy="4019266"/>
+            <wp:effectExtent l="0" t="0" r="0" b="635"/>
+            <wp:docPr id="2081527097" name="Picture 1" descr="A screenshot of a computer&#10;&#10;AI-generated content may be incorrect."/>
+            <wp:cNvGraphicFramePr>
+              <a:graphicFrameLocks xmlns:a="http://schemas.openxmlformats.org/drawingml/2006/main" noChangeAspect="1"/>
+            </wp:cNvGraphicFramePr>
+            <a:graphic xmlns:a="http://schemas.openxmlformats.org/drawingml/2006/main">
+              <a:graphicData uri="http://schemas.openxmlformats.org/drawingml/2006/picture">
+                <pic:pic xmlns:pic="http://schemas.openxmlformats.org/drawingml/2006/picture">
+                  <pic:nvPicPr>
+                    <pic:cNvPr id="2081527097" name="Picture 1" descr="A screenshot of a computer&#10;&#10;AI-generated content may be incorrect."/>
+                    <pic:cNvPicPr/>
+                  </pic:nvPicPr>
+                  <pic:blipFill>
+                    <a:blip r:embed="rId7"/>
+                    <a:stretch>
+                      <a:fillRect/>
+                    </a:stretch>
+                  </pic:blipFill>
+                  <pic:spPr>
+                    <a:xfrm>
+                      <a:off x="0" y="0"/>
+                      <a:ext cx="3781144" cy="4026756"/>
+                    </a:xfrm>
+                    <a:prstGeom prst="rect">
+                      <a:avLst/>
+                    </a:prstGeom>
+                  </pic:spPr>
+                </pic:pic>
+              </a:graphicData>
+            </a:graphic>
+          </wp:inline>
+        </w:drawing>
+      </w:r>
+    </w:p>
+    <w:p>
+      <w:pPr>
+        <w:jc w:val="center"/>
+      </w:pPr>
+      <w:r>
+        <w:drawing>
+          <wp:inline distT="0" distB="0" distL="0" distR="0" wp14:anchorId="41C72903" wp14:editId="33DCEA3E">
+            <wp:extent cx="3821374" cy="4079807"/>
+            <wp:effectExtent l="0" t="0" r="8255" b="0"/>
+            <wp:docPr id="1056670623" name="Picture 1" descr="A screenshot of a computer&#10;&#10;AI-generated content may be incorrect."/>
+            <wp:cNvGraphicFramePr>
+              <a:graphicFrameLocks xmlns:a="http://schemas.openxmlformats.org/drawingml/2006/main" noChangeAspect="1"/>
+            </wp:cNvGraphicFramePr>
+            <a:graphic xmlns:a="http://schemas.openxmlformats.org/drawingml/2006/main">
+              <a:graphicData uri="http://schemas.openxmlformats.org/drawingml/2006/picture">
+                <pic:pic xmlns:pic="http://schemas.openxmlformats.org/drawingml/2006/picture">
+                  <pic:nvPicPr>
+                    <pic:cNvPr id="1056670623" name="Picture 1" descr="A screenshot of a computer&#10;&#10;AI-generated content may be incorrect."/>
+                    <pic:cNvPicPr/>
+                  </pic:nvPicPr>
+                  <pic:blipFill>
+                    <a:blip r:embed="rId8"/>
+                    <a:stretch>
+                      <a:fillRect/>
+                    </a:stretch>
+                  </pic:blipFill>
+                  <pic:spPr>
+                    <a:xfrm>
+                      <a:off x="0" y="0"/>
+                      <a:ext cx="3836586" cy="4096048"/>
+                    </a:xfrm>
+                    <a:prstGeom prst="rect">
+                      <a:avLst/>
+                    </a:prstGeom>
+                  </pic:spPr>
+                </pic:pic>
+              </a:graphicData>
+            </a:graphic>
+          </wp:inline>
+        </w:drawing>
+      </w:r>
+    </w:p>
+    <w:p>
+      <w:pPr>
+        <w:jc w:val="center"/>
+      </w:pPr>
+    </w:p>
+    <w:p>
+      <w:pPr>
+        <w:pStyle w:val="ListParagraph"/>
+        <w:numPr>
+          <w:ilvl w:val="0"/>
+          <w:numId w:val="34"/>
+        </w:numPr>
+      </w:pPr>
+      <w:r>
+        <w:lastRenderedPageBreak/>
+        <w:t>The Map &amp; Vision:</w:t>
+      </w:r>
+    </w:p>
+    <w:p>
+      <w:r>
+        <w:drawing>
+          <wp:inline distT="0" distB="0" distL="0" distR="0" wp14:anchorId="7C184246" wp14:editId="6CF2B12E">
+            <wp:extent cx="5943600" cy="6391275"/>
+            <wp:effectExtent l="0" t="0" r="0" b="9525"/>
+            <wp:docPr id="2101613965" name="Picture 1" descr="A screenshot of a video game&#10;&#10;AI-generated content may be incorrect."/>
+            <wp:cNvGraphicFramePr>
+              <a:graphicFrameLocks xmlns:a="http://schemas.openxmlformats.org/drawingml/2006/main" noChangeAspect="1"/>
+            </wp:cNvGraphicFramePr>
+            <a:graphic xmlns:a="http://schemas.openxmlformats.org/drawingml/2006/main">
+              <a:graphicData uri="http://schemas.openxmlformats.org/drawingml/2006/picture">
+                <pic:pic xmlns:pic="http://schemas.openxmlformats.org/drawingml/2006/picture">
+                  <pic:nvPicPr>
+                    <pic:cNvPr id="2101613965" name="Picture 1" descr="A screenshot of a video game&#10;&#10;AI-generated content may be incorrect."/>
+                    <pic:cNvPicPr/>
+                  </pic:nvPicPr>
+                  <pic:blipFill>
+                    <a:blip r:embed="rId9"/>
+                    <a:stretch>
+                      <a:fillRect/>
+                    </a:stretch>
+                  </pic:blipFill>
+                  <pic:spPr>
+                    <a:xfrm>
+                      <a:off x="0" y="0"/>
+                      <a:ext cx="5943600" cy="6391275"/>
+                    </a:xfrm>
+                    <a:prstGeom prst="rect">
+                      <a:avLst/>
+                    </a:prstGeom>
+                  </pic:spPr>
+                </pic:pic>
+              </a:graphicData>
+            </a:graphic>
+          </wp:inline>
+        </w:drawing>
+      </w:r>
+    </w:p>
+    <w:p/>
+    <w:p/>
+    <w:p/>
+    <w:p/>
+    <w:p/>
+    <w:p/>
+    <w:p>
+      <w:r>
+        <w:lastRenderedPageBreak/>
+        <w:t>The Trader Security Checkpoint:</w:t>
+      </w:r>
+    </w:p>
+    <w:p>
+      <w:r>
+        <w:drawing>
+          <wp:inline distT="0" distB="0" distL="0" distR="0" wp14:anchorId="1A0902C6" wp14:editId="50428D91">
+            <wp:extent cx="5943600" cy="3202940"/>
+            <wp:effectExtent l="0" t="0" r="0" b="0"/>
+            <wp:docPr id="83028178" name="Picture 1" descr="A screenshot of a computer&#10;&#10;AI-generated content may be incorrect."/>
+            <wp:cNvGraphicFramePr>
+              <a:graphicFrameLocks xmlns:a="http://schemas.openxmlformats.org/drawingml/2006/main" noChangeAspect="1"/>
+            </wp:cNvGraphicFramePr>
+            <a:graphic xmlns:a="http://schemas.openxmlformats.org/drawingml/2006/main">
+              <a:graphicData uri="http://schemas.openxmlformats.org/drawingml/2006/picture">
+                <pic:pic xmlns:pic="http://schemas.openxmlformats.org/drawingml/2006/picture">
+                  <pic:nvPicPr>
+                    <pic:cNvPr id="83028178" name="Picture 1" descr="A screenshot of a computer&#10;&#10;AI-generated content may be incorrect."/>
+                    <pic:cNvPicPr/>
+                  </pic:nvPicPr>
+                  <pic:blipFill>
+                    <a:blip r:embed="rId10"/>
+                    <a:stretch>
+                      <a:fillRect/>
+                    </a:stretch>
+                  </pic:blipFill>
+                  <pic:spPr>
+                    <a:xfrm>
+                      <a:off x="0" y="0"/>
+                      <a:ext cx="5943600" cy="3202940"/>
+                    </a:xfrm>
+                    <a:prstGeom prst="rect">
+                      <a:avLst/>
+                    </a:prstGeom>
+                  </pic:spPr>
+                </pic:pic>
+              </a:graphicData>
+            </a:graphic>
+          </wp:inline>
+        </w:drawing>
+      </w:r>
+    </w:p>
+    <w:p>
+      <w:r>
+        <w:t>The Victory or Game Over Screen:</w:t>
+      </w:r>
+    </w:p>
+    <w:p>
+      <w:r>
+        <w:drawing>
+          <wp:inline distT="0" distB="0" distL="0" distR="0" wp14:anchorId="13DE787B" wp14:editId="7CAE2268">
+            <wp:extent cx="5943600" cy="3922395"/>
+            <wp:effectExtent l="0" t="0" r="0" b="1905"/>
+            <wp:docPr id="74198047" name="Picture 1" descr="A screenshot of a computer game&#10;&#10;AI-generated content may be incorrect."/>
+            <wp:cNvGraphicFramePr>
+              <a:graphicFrameLocks xmlns:a="http://schemas.openxmlformats.org/drawingml/2006/main" noChangeAspect="1"/>
+            </wp:cNvGraphicFramePr>
+            <a:graphic xmlns:a="http://schemas.openxmlformats.org/drawingml/2006/main">
+              <a:graphicData uri="http://schemas.openxmlformats.org/drawingml/2006/picture">
+                <pic:pic xmlns:pic="http://schemas.openxmlformats.org/drawingml/2006/picture">
+                  <pic:nvPicPr>
+                    <pic:cNvPr id="74198047" name="Picture 1" descr="A screenshot of a computer game&#10;&#10;AI-generated content may be incorrect."/>
+                    <pic:cNvPicPr/>
+                  </pic:nvPicPr>
+                  <pic:blipFill>
+                    <a:blip r:embed="rId11"/>
+                    <a:stretch>
+                      <a:fillRect/>
+                    </a:stretch>
+                  </pic:blipFill>
+                  <pic:spPr>
+                    <a:xfrm>
+                      <a:off x="0" y="0"/>
+                      <a:ext cx="5943600" cy="3922395"/>
+                    </a:xfrm>
+                    <a:prstGeom prst="rect">
+                      <a:avLst/>
+                    </a:prstGeom>
+                  </pic:spPr>
+                </pic:pic>
+              </a:graphicData>
+            </a:graphic>
+          </wp:inline>
+        </w:drawing>
+      </w:r>
+    </w:p>
+    <w:p/>
+    <w:p/>
+    <w:p>
+      <w:pPr>
+        <w:jc w:val="both"/>
+        <w:rPr>
+          <w:b/>
+          <w:bCs/>
+        </w:rPr>
+      </w:pPr>
+      <w:r>
+        <w:rPr>
+          <w:b/>
+          <w:bCs/>
+        </w:rPr>
+        <w:lastRenderedPageBreak/>
         <w:t>5. Code Concepts (Evidence)</w:t>
       </w:r>
     </w:p>
@@ -977,7 +1378,6 @@
           <w:b/>
           <w:bCs/>
         </w:rPr>
-        <w:lastRenderedPageBreak/>
         <w:t>Line:</w:t>
       </w:r>
       <w:r>
@@ -1440,6 +1840,7 @@
           <w:b/>
           <w:bCs/>
         </w:rPr>
+        <w:lastRenderedPageBreak/>
         <w:t>Description:</w:t>
       </w:r>
       <w:r>
@@ -1471,7 +1872,6 @@
           <w:b/>
           <w:bCs/>
         </w:rPr>
-        <w:lastRenderedPageBreak/>
         <w:t>Good Comments (8 points)</w:t>
       </w:r>
     </w:p>
@@ -1606,7 +2006,7 @@
     </w:p>
     <w:sectPr>
       <w:pgSz w:w="12240" w:h="15840"/>
-      <w:pgMar w:top="900" w:right="1440" w:bottom="1440" w:left="1440" w:header="720" w:footer="720" w:gutter="0"/>
+      <w:pgMar w:top="900" w:right="1440" w:bottom="990" w:left="1440" w:header="720" w:footer="720" w:gutter="0"/>
       <w:cols w:space="720"/>
       <w:docGrid w:linePitch="360"/>
     </w:sectPr>
@@ -1915,6 +2315,119 @@
     </w:lvl>
   </w:abstractNum>
   <w:abstractNum w:abstractNumId="2" w15:restartNumberingAfterBreak="0">
+    <w:nsid w:val="0FE74A28"/>
+    <w:multiLevelType w:val="hybridMultilevel"/>
+    <w:tmpl w:val="15D4D412"/>
+    <w:lvl w:ilvl="0" w:tplc="04090001">
+      <w:start w:val="1"/>
+      <w:numFmt w:val="bullet"/>
+      <w:lvlText w:val=""/>
+      <w:lvlJc w:val="left"/>
+      <w:pPr>
+        <w:ind w:left="720" w:hanging="360"/>
+      </w:pPr>
+      <w:rPr>
+        <w:rFonts w:ascii="Symbol" w:hAnsi="Symbol" w:hint="default"/>
+      </w:rPr>
+    </w:lvl>
+    <w:lvl w:ilvl="1" w:tplc="04090003" w:tentative="1">
+      <w:start w:val="1"/>
+      <w:numFmt w:val="bullet"/>
+      <w:lvlText w:val="o"/>
+      <w:lvlJc w:val="left"/>
+      <w:pPr>
+        <w:ind w:left="1440" w:hanging="360"/>
+      </w:pPr>
+      <w:rPr>
+        <w:rFonts w:ascii="Courier New" w:hAnsi="Courier New" w:cs="Courier New" w:hint="default"/>
+      </w:rPr>
+    </w:lvl>
+    <w:lvl w:ilvl="2" w:tplc="04090005" w:tentative="1">
+      <w:start w:val="1"/>
+      <w:numFmt w:val="bullet"/>
+      <w:lvlText w:val=""/>
+      <w:lvlJc w:val="left"/>
+      <w:pPr>
+        <w:ind w:left="2160" w:hanging="360"/>
+      </w:pPr>
+      <w:rPr>
+        <w:rFonts w:ascii="Wingdings" w:hAnsi="Wingdings" w:hint="default"/>
+      </w:rPr>
+    </w:lvl>
+    <w:lvl w:ilvl="3" w:tplc="04090001" w:tentative="1">
+      <w:start w:val="1"/>
+      <w:numFmt w:val="bullet"/>
+      <w:lvlText w:val=""/>
+      <w:lvlJc w:val="left"/>
+      <w:pPr>
+        <w:ind w:left="2880" w:hanging="360"/>
+      </w:pPr>
+      <w:rPr>
+        <w:rFonts w:ascii="Symbol" w:hAnsi="Symbol" w:hint="default"/>
+      </w:rPr>
+    </w:lvl>
+    <w:lvl w:ilvl="4" w:tplc="04090003" w:tentative="1">
+      <w:start w:val="1"/>
+      <w:numFmt w:val="bullet"/>
+      <w:lvlText w:val="o"/>
+      <w:lvlJc w:val="left"/>
+      <w:pPr>
+        <w:ind w:left="3600" w:hanging="360"/>
+      </w:pPr>
+      <w:rPr>
+        <w:rFonts w:ascii="Courier New" w:hAnsi="Courier New" w:cs="Courier New" w:hint="default"/>
+      </w:rPr>
+    </w:lvl>
+    <w:lvl w:ilvl="5" w:tplc="04090005" w:tentative="1">
+      <w:start w:val="1"/>
+      <w:numFmt w:val="bullet"/>
+      <w:lvlText w:val=""/>
+      <w:lvlJc w:val="left"/>
+      <w:pPr>
+        <w:ind w:left="4320" w:hanging="360"/>
+      </w:pPr>
+      <w:rPr>
+        <w:rFonts w:ascii="Wingdings" w:hAnsi="Wingdings" w:hint="default"/>
+      </w:rPr>
+    </w:lvl>
+    <w:lvl w:ilvl="6" w:tplc="04090001" w:tentative="1">
+      <w:start w:val="1"/>
+      <w:numFmt w:val="bullet"/>
+      <w:lvlText w:val=""/>
+      <w:lvlJc w:val="left"/>
+      <w:pPr>
+        <w:ind w:left="5040" w:hanging="360"/>
+      </w:pPr>
+      <w:rPr>
+        <w:rFonts w:ascii="Symbol" w:hAnsi="Symbol" w:hint="default"/>
+      </w:rPr>
+    </w:lvl>
+    <w:lvl w:ilvl="7" w:tplc="04090003" w:tentative="1">
+      <w:start w:val="1"/>
+      <w:numFmt w:val="bullet"/>
+      <w:lvlText w:val="o"/>
+      <w:lvlJc w:val="left"/>
+      <w:pPr>
+        <w:ind w:left="5760" w:hanging="360"/>
+      </w:pPr>
+      <w:rPr>
+        <w:rFonts w:ascii="Courier New" w:hAnsi="Courier New" w:cs="Courier New" w:hint="default"/>
+      </w:rPr>
+    </w:lvl>
+    <w:lvl w:ilvl="8" w:tplc="04090005" w:tentative="1">
+      <w:start w:val="1"/>
+      <w:numFmt w:val="bullet"/>
+      <w:lvlText w:val=""/>
+      <w:lvlJc w:val="left"/>
+      <w:pPr>
+        <w:ind w:left="6480" w:hanging="360"/>
+      </w:pPr>
+      <w:rPr>
+        <w:rFonts w:ascii="Wingdings" w:hAnsi="Wingdings" w:hint="default"/>
+      </w:rPr>
+    </w:lvl>
+  </w:abstractNum>
+  <w:abstractNum w:abstractNumId="3" w15:restartNumberingAfterBreak="0">
     <w:nsid w:val="16961F86"/>
     <w:multiLevelType w:val="multilevel"/>
     <w:tmpl w:val="205E3210"/>
@@ -2063,7 +2576,7 @@
       </w:rPr>
     </w:lvl>
   </w:abstractNum>
-  <w:abstractNum w:abstractNumId="3" w15:restartNumberingAfterBreak="0">
+  <w:abstractNum w:abstractNumId="4" w15:restartNumberingAfterBreak="0">
     <w:nsid w:val="1916208B"/>
     <w:multiLevelType w:val="hybridMultilevel"/>
     <w:tmpl w:val="3DA69D66"/>
@@ -2176,7 +2689,7 @@
       </w:rPr>
     </w:lvl>
   </w:abstractNum>
-  <w:abstractNum w:abstractNumId="4" w15:restartNumberingAfterBreak="0">
+  <w:abstractNum w:abstractNumId="5" w15:restartNumberingAfterBreak="0">
     <w:nsid w:val="1A6C44AC"/>
     <w:multiLevelType w:val="multilevel"/>
     <w:tmpl w:val="96E07A74"/>
@@ -2325,7 +2838,7 @@
       </w:rPr>
     </w:lvl>
   </w:abstractNum>
-  <w:abstractNum w:abstractNumId="5" w15:restartNumberingAfterBreak="0">
+  <w:abstractNum w:abstractNumId="6" w15:restartNumberingAfterBreak="0">
     <w:nsid w:val="1F344F93"/>
     <w:multiLevelType w:val="multilevel"/>
     <w:tmpl w:val="03309444"/>
@@ -2470,7 +2983,7 @@
       </w:rPr>
     </w:lvl>
   </w:abstractNum>
-  <w:abstractNum w:abstractNumId="6" w15:restartNumberingAfterBreak="0">
+  <w:abstractNum w:abstractNumId="7" w15:restartNumberingAfterBreak="0">
     <w:nsid w:val="21CE0678"/>
     <w:multiLevelType w:val="multilevel"/>
     <w:tmpl w:val="BFBC26A6"/>
@@ -2619,7 +3132,7 @@
       </w:rPr>
     </w:lvl>
   </w:abstractNum>
-  <w:abstractNum w:abstractNumId="7" w15:restartNumberingAfterBreak="0">
+  <w:abstractNum w:abstractNumId="8" w15:restartNumberingAfterBreak="0">
     <w:nsid w:val="24BF6BD8"/>
     <w:multiLevelType w:val="multilevel"/>
     <w:tmpl w:val="F3B038C6"/>
@@ -2768,7 +3281,7 @@
       </w:rPr>
     </w:lvl>
   </w:abstractNum>
-  <w:abstractNum w:abstractNumId="8" w15:restartNumberingAfterBreak="0">
+  <w:abstractNum w:abstractNumId="9" w15:restartNumberingAfterBreak="0">
     <w:nsid w:val="2548740E"/>
     <w:multiLevelType w:val="multilevel"/>
     <w:tmpl w:val="0872540E"/>
@@ -2917,7 +3430,7 @@
       </w:rPr>
     </w:lvl>
   </w:abstractNum>
-  <w:abstractNum w:abstractNumId="9" w15:restartNumberingAfterBreak="0">
+  <w:abstractNum w:abstractNumId="10" w15:restartNumberingAfterBreak="0">
     <w:nsid w:val="25F429FF"/>
     <w:multiLevelType w:val="multilevel"/>
     <w:tmpl w:val="CA0A9754"/>
@@ -3066,7 +3579,7 @@
       </w:rPr>
     </w:lvl>
   </w:abstractNum>
-  <w:abstractNum w:abstractNumId="10" w15:restartNumberingAfterBreak="0">
+  <w:abstractNum w:abstractNumId="11" w15:restartNumberingAfterBreak="0">
     <w:nsid w:val="261407FD"/>
     <w:multiLevelType w:val="multilevel"/>
     <w:tmpl w:val="4F864E1A"/>
@@ -3215,7 +3728,7 @@
       </w:rPr>
     </w:lvl>
   </w:abstractNum>
-  <w:abstractNum w:abstractNumId="11" w15:restartNumberingAfterBreak="0">
+  <w:abstractNum w:abstractNumId="12" w15:restartNumberingAfterBreak="0">
     <w:nsid w:val="2D804D82"/>
     <w:multiLevelType w:val="multilevel"/>
     <w:tmpl w:val="87C051B8"/>
@@ -3364,7 +3877,7 @@
       </w:rPr>
     </w:lvl>
   </w:abstractNum>
-  <w:abstractNum w:abstractNumId="12" w15:restartNumberingAfterBreak="0">
+  <w:abstractNum w:abstractNumId="13" w15:restartNumberingAfterBreak="0">
     <w:nsid w:val="2FA175F6"/>
     <w:multiLevelType w:val="multilevel"/>
     <w:tmpl w:val="81C4C126"/>
@@ -3509,7 +4022,7 @@
       </w:rPr>
     </w:lvl>
   </w:abstractNum>
-  <w:abstractNum w:abstractNumId="13" w15:restartNumberingAfterBreak="0">
+  <w:abstractNum w:abstractNumId="14" w15:restartNumberingAfterBreak="0">
     <w:nsid w:val="34B23C8F"/>
     <w:multiLevelType w:val="hybridMultilevel"/>
     <w:tmpl w:val="166C9308"/>
@@ -3621,7 +4134,7 @@
       </w:rPr>
     </w:lvl>
   </w:abstractNum>
-  <w:abstractNum w:abstractNumId="14" w15:restartNumberingAfterBreak="0">
+  <w:abstractNum w:abstractNumId="15" w15:restartNumberingAfterBreak="0">
     <w:nsid w:val="35937EF7"/>
     <w:multiLevelType w:val="multilevel"/>
     <w:tmpl w:val="4B9E3F70"/>
@@ -3770,7 +4283,7 @@
       </w:rPr>
     </w:lvl>
   </w:abstractNum>
-  <w:abstractNum w:abstractNumId="15" w15:restartNumberingAfterBreak="0">
+  <w:abstractNum w:abstractNumId="16" w15:restartNumberingAfterBreak="0">
     <w:nsid w:val="38EA2476"/>
     <w:multiLevelType w:val="multilevel"/>
     <w:tmpl w:val="E152C42A"/>
@@ -3915,7 +4428,7 @@
       </w:rPr>
     </w:lvl>
   </w:abstractNum>
-  <w:abstractNum w:abstractNumId="16" w15:restartNumberingAfterBreak="0">
+  <w:abstractNum w:abstractNumId="17" w15:restartNumberingAfterBreak="0">
     <w:nsid w:val="3C7C263F"/>
     <w:multiLevelType w:val="multilevel"/>
     <w:tmpl w:val="CD5A8F8A"/>
@@ -4064,7 +4577,7 @@
       </w:rPr>
     </w:lvl>
   </w:abstractNum>
-  <w:abstractNum w:abstractNumId="17" w15:restartNumberingAfterBreak="0">
+  <w:abstractNum w:abstractNumId="18" w15:restartNumberingAfterBreak="0">
     <w:nsid w:val="3D84342F"/>
     <w:multiLevelType w:val="multilevel"/>
     <w:tmpl w:val="4CCECDEA"/>
@@ -4213,7 +4726,7 @@
       </w:rPr>
     </w:lvl>
   </w:abstractNum>
-  <w:abstractNum w:abstractNumId="18" w15:restartNumberingAfterBreak="0">
+  <w:abstractNum w:abstractNumId="19" w15:restartNumberingAfterBreak="0">
     <w:nsid w:val="40C17BDD"/>
     <w:multiLevelType w:val="multilevel"/>
     <w:tmpl w:val="5600BDCC"/>
@@ -4362,7 +4875,7 @@
       </w:rPr>
     </w:lvl>
   </w:abstractNum>
-  <w:abstractNum w:abstractNumId="19" w15:restartNumberingAfterBreak="0">
+  <w:abstractNum w:abstractNumId="20" w15:restartNumberingAfterBreak="0">
     <w:nsid w:val="41175145"/>
     <w:multiLevelType w:val="multilevel"/>
     <w:tmpl w:val="F376BAE2"/>
@@ -4511,7 +5024,7 @@
       </w:rPr>
     </w:lvl>
   </w:abstractNum>
-  <w:abstractNum w:abstractNumId="20" w15:restartNumberingAfterBreak="0">
+  <w:abstractNum w:abstractNumId="21" w15:restartNumberingAfterBreak="0">
     <w:nsid w:val="42D8280D"/>
     <w:multiLevelType w:val="multilevel"/>
     <w:tmpl w:val="75B2BAD2"/>
@@ -4660,7 +5173,7 @@
       </w:rPr>
     </w:lvl>
   </w:abstractNum>
-  <w:abstractNum w:abstractNumId="21" w15:restartNumberingAfterBreak="0">
+  <w:abstractNum w:abstractNumId="22" w15:restartNumberingAfterBreak="0">
     <w:nsid w:val="491624B8"/>
     <w:multiLevelType w:val="multilevel"/>
     <w:tmpl w:val="9A10E5CE"/>
@@ -4809,7 +5322,7 @@
       </w:rPr>
     </w:lvl>
   </w:abstractNum>
-  <w:abstractNum w:abstractNumId="22" w15:restartNumberingAfterBreak="0">
+  <w:abstractNum w:abstractNumId="23" w15:restartNumberingAfterBreak="0">
     <w:nsid w:val="492F4C3C"/>
     <w:multiLevelType w:val="multilevel"/>
     <w:tmpl w:val="CD720464"/>
@@ -4958,7 +5471,7 @@
       </w:rPr>
     </w:lvl>
   </w:abstractNum>
-  <w:abstractNum w:abstractNumId="23" w15:restartNumberingAfterBreak="0">
+  <w:abstractNum w:abstractNumId="24" w15:restartNumberingAfterBreak="0">
     <w:nsid w:val="49A620B4"/>
     <w:multiLevelType w:val="multilevel"/>
     <w:tmpl w:val="B422FB8A"/>
@@ -5107,7 +5620,7 @@
       </w:rPr>
     </w:lvl>
   </w:abstractNum>
-  <w:abstractNum w:abstractNumId="24" w15:restartNumberingAfterBreak="0">
+  <w:abstractNum w:abstractNumId="25" w15:restartNumberingAfterBreak="0">
     <w:nsid w:val="510A42C8"/>
     <w:multiLevelType w:val="multilevel"/>
     <w:tmpl w:val="57AA6542"/>
@@ -5256,7 +5769,7 @@
       </w:rPr>
     </w:lvl>
   </w:abstractNum>
-  <w:abstractNum w:abstractNumId="25" w15:restartNumberingAfterBreak="0">
+  <w:abstractNum w:abstractNumId="26" w15:restartNumberingAfterBreak="0">
     <w:nsid w:val="520B2D9C"/>
     <w:multiLevelType w:val="multilevel"/>
     <w:tmpl w:val="DC809BFE"/>
@@ -5405,7 +5918,7 @@
       </w:rPr>
     </w:lvl>
   </w:abstractNum>
-  <w:abstractNum w:abstractNumId="26" w15:restartNumberingAfterBreak="0">
+  <w:abstractNum w:abstractNumId="27" w15:restartNumberingAfterBreak="0">
     <w:nsid w:val="638653D7"/>
     <w:multiLevelType w:val="multilevel"/>
     <w:tmpl w:val="67DE1CF2"/>
@@ -5518,7 +6031,7 @@
       </w:pPr>
     </w:lvl>
   </w:abstractNum>
-  <w:abstractNum w:abstractNumId="27" w15:restartNumberingAfterBreak="0">
+  <w:abstractNum w:abstractNumId="28" w15:restartNumberingAfterBreak="0">
     <w:nsid w:val="664E7ABE"/>
     <w:multiLevelType w:val="multilevel"/>
     <w:tmpl w:val="6144C8F6"/>
@@ -5667,7 +6180,7 @@
       </w:rPr>
     </w:lvl>
   </w:abstractNum>
-  <w:abstractNum w:abstractNumId="28" w15:restartNumberingAfterBreak="0">
+  <w:abstractNum w:abstractNumId="29" w15:restartNumberingAfterBreak="0">
     <w:nsid w:val="72C0088F"/>
     <w:multiLevelType w:val="multilevel"/>
     <w:tmpl w:val="EDAC74A8"/>
@@ -5816,7 +6329,7 @@
       </w:rPr>
     </w:lvl>
   </w:abstractNum>
-  <w:abstractNum w:abstractNumId="29" w15:restartNumberingAfterBreak="0">
+  <w:abstractNum w:abstractNumId="30" w15:restartNumberingAfterBreak="0">
     <w:nsid w:val="798F3388"/>
     <w:multiLevelType w:val="multilevel"/>
     <w:tmpl w:val="3C2A9084"/>
@@ -5965,7 +6478,7 @@
       </w:rPr>
     </w:lvl>
   </w:abstractNum>
-  <w:abstractNum w:abstractNumId="30" w15:restartNumberingAfterBreak="0">
+  <w:abstractNum w:abstractNumId="31" w15:restartNumberingAfterBreak="0">
     <w:nsid w:val="79947CE8"/>
     <w:multiLevelType w:val="multilevel"/>
     <w:tmpl w:val="6254A3A6"/>
@@ -6114,7 +6627,7 @@
       </w:rPr>
     </w:lvl>
   </w:abstractNum>
-  <w:abstractNum w:abstractNumId="31" w15:restartNumberingAfterBreak="0">
+  <w:abstractNum w:abstractNumId="32" w15:restartNumberingAfterBreak="0">
     <w:nsid w:val="7ADF2247"/>
     <w:multiLevelType w:val="multilevel"/>
     <w:tmpl w:val="53009AC6"/>
@@ -6263,7 +6776,7 @@
       </w:rPr>
     </w:lvl>
   </w:abstractNum>
-  <w:abstractNum w:abstractNumId="32" w15:restartNumberingAfterBreak="0">
+  <w:abstractNum w:abstractNumId="33" w15:restartNumberingAfterBreak="0">
     <w:nsid w:val="7DD64B69"/>
     <w:multiLevelType w:val="multilevel"/>
     <w:tmpl w:val="8278A852"/>
@@ -6413,103 +6926,106 @@
     </w:lvl>
   </w:abstractNum>
   <w:num w:numId="1" w16cid:durableId="1933124086">
+    <w:abstractNumId w:val="33"/>
+  </w:num>
+  <w:num w:numId="2" w16cid:durableId="2124153060">
+    <w:abstractNumId w:val="9"/>
+  </w:num>
+  <w:num w:numId="3" w16cid:durableId="50353290">
+    <w:abstractNumId w:val="25"/>
+  </w:num>
+  <w:num w:numId="4" w16cid:durableId="1672293189">
+    <w:abstractNumId w:val="29"/>
+  </w:num>
+  <w:num w:numId="5" w16cid:durableId="388766924">
+    <w:abstractNumId w:val="7"/>
+  </w:num>
+  <w:num w:numId="6" w16cid:durableId="648898851">
     <w:abstractNumId w:val="32"/>
   </w:num>
-  <w:num w:numId="2" w16cid:durableId="2124153060">
+  <w:num w:numId="7" w16cid:durableId="335496244">
+    <w:abstractNumId w:val="16"/>
+  </w:num>
+  <w:num w:numId="8" w16cid:durableId="848907663">
+    <w:abstractNumId w:val="13"/>
+  </w:num>
+  <w:num w:numId="9" w16cid:durableId="791480528">
+    <w:abstractNumId w:val="12"/>
+  </w:num>
+  <w:num w:numId="10" w16cid:durableId="477461253">
+    <w:abstractNumId w:val="17"/>
+  </w:num>
+  <w:num w:numId="11" w16cid:durableId="1324049461">
+    <w:abstractNumId w:val="24"/>
+  </w:num>
+  <w:num w:numId="12" w16cid:durableId="100074658">
+    <w:abstractNumId w:val="3"/>
+  </w:num>
+  <w:num w:numId="13" w16cid:durableId="1116799806">
+    <w:abstractNumId w:val="30"/>
+  </w:num>
+  <w:num w:numId="14" w16cid:durableId="645546344">
+    <w:abstractNumId w:val="5"/>
+  </w:num>
+  <w:num w:numId="15" w16cid:durableId="1585336432">
+    <w:abstractNumId w:val="27"/>
+  </w:num>
+  <w:num w:numId="16" w16cid:durableId="1693065272">
+    <w:abstractNumId w:val="31"/>
+  </w:num>
+  <w:num w:numId="17" w16cid:durableId="1584487183">
+    <w:abstractNumId w:val="23"/>
+  </w:num>
+  <w:num w:numId="18" w16cid:durableId="862284267">
     <w:abstractNumId w:val="8"/>
   </w:num>
-  <w:num w:numId="3" w16cid:durableId="50353290">
-    <w:abstractNumId w:val="24"/>
-  </w:num>
-  <w:num w:numId="4" w16cid:durableId="1672293189">
-    <w:abstractNumId w:val="28"/>
-  </w:num>
-  <w:num w:numId="5" w16cid:durableId="388766924">
-    <w:abstractNumId w:val="6"/>
-  </w:num>
-  <w:num w:numId="6" w16cid:durableId="648898851">
-    <w:abstractNumId w:val="31"/>
-  </w:num>
-  <w:num w:numId="7" w16cid:durableId="335496244">
-    <w:abstractNumId w:val="15"/>
-  </w:num>
-  <w:num w:numId="8" w16cid:durableId="848907663">
-    <w:abstractNumId w:val="12"/>
-  </w:num>
-  <w:num w:numId="9" w16cid:durableId="791480528">
-    <w:abstractNumId w:val="11"/>
-  </w:num>
-  <w:num w:numId="10" w16cid:durableId="477461253">
-    <w:abstractNumId w:val="16"/>
-  </w:num>
-  <w:num w:numId="11" w16cid:durableId="1324049461">
-    <w:abstractNumId w:val="23"/>
-  </w:num>
-  <w:num w:numId="12" w16cid:durableId="100074658">
-    <w:abstractNumId w:val="2"/>
-  </w:num>
-  <w:num w:numId="13" w16cid:durableId="1116799806">
-    <w:abstractNumId w:val="29"/>
-  </w:num>
-  <w:num w:numId="14" w16cid:durableId="645546344">
-    <w:abstractNumId w:val="4"/>
-  </w:num>
-  <w:num w:numId="15" w16cid:durableId="1585336432">
-    <w:abstractNumId w:val="26"/>
-  </w:num>
-  <w:num w:numId="16" w16cid:durableId="1693065272">
-    <w:abstractNumId w:val="30"/>
-  </w:num>
-  <w:num w:numId="17" w16cid:durableId="1584487183">
-    <w:abstractNumId w:val="22"/>
-  </w:num>
-  <w:num w:numId="18" w16cid:durableId="862284267">
-    <w:abstractNumId w:val="7"/>
-  </w:num>
   <w:num w:numId="19" w16cid:durableId="1864317880">
-    <w:abstractNumId w:val="9"/>
+    <w:abstractNumId w:val="10"/>
   </w:num>
   <w:num w:numId="20" w16cid:durableId="1759788736">
-    <w:abstractNumId w:val="25"/>
+    <w:abstractNumId w:val="26"/>
   </w:num>
   <w:num w:numId="21" w16cid:durableId="1396077347">
     <w:abstractNumId w:val="1"/>
   </w:num>
   <w:num w:numId="22" w16cid:durableId="2106684003">
-    <w:abstractNumId w:val="27"/>
+    <w:abstractNumId w:val="28"/>
   </w:num>
   <w:num w:numId="23" w16cid:durableId="843011448">
-    <w:abstractNumId w:val="5"/>
+    <w:abstractNumId w:val="6"/>
   </w:num>
   <w:num w:numId="24" w16cid:durableId="2098746735">
-    <w:abstractNumId w:val="14"/>
+    <w:abstractNumId w:val="15"/>
   </w:num>
   <w:num w:numId="25" w16cid:durableId="335495126">
-    <w:abstractNumId w:val="19"/>
+    <w:abstractNumId w:val="20"/>
   </w:num>
   <w:num w:numId="26" w16cid:durableId="1011833055">
-    <w:abstractNumId w:val="20"/>
+    <w:abstractNumId w:val="21"/>
   </w:num>
   <w:num w:numId="27" w16cid:durableId="256207552">
-    <w:abstractNumId w:val="17"/>
+    <w:abstractNumId w:val="18"/>
   </w:num>
   <w:num w:numId="28" w16cid:durableId="1156217907">
-    <w:abstractNumId w:val="10"/>
+    <w:abstractNumId w:val="11"/>
   </w:num>
   <w:num w:numId="29" w16cid:durableId="1856533983">
     <w:abstractNumId w:val="0"/>
   </w:num>
   <w:num w:numId="30" w16cid:durableId="1196769492">
-    <w:abstractNumId w:val="21"/>
+    <w:abstractNumId w:val="22"/>
   </w:num>
   <w:num w:numId="31" w16cid:durableId="1911036714">
-    <w:abstractNumId w:val="18"/>
+    <w:abstractNumId w:val="19"/>
   </w:num>
   <w:num w:numId="32" w16cid:durableId="2050715342">
-    <w:abstractNumId w:val="3"/>
+    <w:abstractNumId w:val="4"/>
   </w:num>
   <w:num w:numId="33" w16cid:durableId="716010812">
-    <w:abstractNumId w:val="13"/>
+    <w:abstractNumId w:val="14"/>
+  </w:num>
+  <w:num w:numId="34" w16cid:durableId="657921879">
+    <w:abstractNumId w:val="2"/>
   </w:num>
 </w:numbering>
 </file>
@@ -7116,7 +7632,6 @@
   <w:style w:type="character" w:default="1" w:styleId="DefaultParagraphFont">
     <w:name w:val="Default Paragraph Font"/>
     <w:uiPriority w:val="1"/>
-    <w:semiHidden/>
     <w:unhideWhenUsed/>
   </w:style>
   <w:style w:type="table" w:default="1" w:styleId="TableNormal">

--- a/Team_Project_Checkin.docx
+++ b/Team_Project_Checkin.docx
@@ -51,7 +51,7 @@
         <w:jc w:val="both"/>
       </w:pPr>
       <w:r>
-        <w:t>Kelly Lwin: [e.g., Focused on the initial map grid design and testing the terrain costs.]</w:t>
+        <w:t>Kelly Lwin: Focused on the initial map grid design and testing the terrain costs.</w:t>
       </w:r>
     </w:p>
     <w:p>
@@ -64,7 +64,7 @@
         <w:jc w:val="both"/>
       </w:pPr>
       <w:r>
-        <w:t>Nicholas Tran: [e.g., Worked on the "Items" class hierarchy and implemented bonus resource logic.]</w:t>
+        <w:t>Nicholas Tran: Worked on the "Items" class hierarchy and implemented bonus resource logic.</w:t>
       </w:r>
     </w:p>
     <w:p>
@@ -77,7 +77,7 @@
         <w:jc w:val="both"/>
       </w:pPr>
       <w:r>
-        <w:t>Vincent Terrelonge: [e.g., Assisted with the GUI layout and sidebar status indicators.]</w:t>
+        <w:t>Vincent Terrelonge: Assisted with the GUI layout and sidebar status indicators.</w:t>
       </w:r>
     </w:p>
     <w:p>
@@ -90,7 +90,7 @@
         <w:jc w:val="both"/>
       </w:pPr>
       <w:r>
-        <w:t>Andy Wu: [e.g., Developed the "Vision" system and helped debug player movement logic.]</w:t>
+        <w:t>Andy Wu: Developed the "Vision" system and helped debug player movement logic.</w:t>
       </w:r>
     </w:p>
     <w:p>
@@ -103,7 +103,7 @@
         <w:jc w:val="both"/>
       </w:pPr>
       <w:r>
-        <w:t>Eulalia Pedro: [e.g., Contributed to the "Brain" algorithms and project documentation.]</w:t>
+        <w:t>Eulalia Pedro: Contributed to the "Brain" algorithms and project documentation.</w:t>
       </w:r>
     </w:p>
     <w:p>
@@ -332,15 +332,7 @@
         <w:t>Abstraction</w:t>
       </w:r>
       <w:r>
-        <w:t xml:space="preserve"> allowed us to define a template for Items and </w:t>
-      </w:r>
-      <w:proofErr w:type="gramStart"/>
-      <w:r>
-        <w:t>Brains</w:t>
-      </w:r>
-      <w:proofErr w:type="gramEnd"/>
-      <w:r>
-        <w:t xml:space="preserve"> so the Game Session doesn't need to know </w:t>
+        <w:t xml:space="preserve"> allowed us to define a template for Items and Brains so the Game Session doesn't need to know </w:t>
       </w:r>
       <w:r>
         <w:rPr>
@@ -542,23 +534,7 @@
         <w:t>Detail:</w:t>
       </w:r>
       <w:r>
-        <w:t xml:space="preserve"> We implemented </w:t>
-      </w:r>
-      <w:proofErr w:type="spellStart"/>
-      <w:r>
-        <w:t>FriendlyTrader</w:t>
-      </w:r>
-      <w:proofErr w:type="spellEnd"/>
-      <w:r>
-        <w:t xml:space="preserve"> and </w:t>
-      </w:r>
-      <w:proofErr w:type="spellStart"/>
-      <w:r>
-        <w:t>GreedyTrader</w:t>
-      </w:r>
-      <w:proofErr w:type="spellEnd"/>
-      <w:r>
-        <w:t xml:space="preserve"> (Found in trader.py and instantiated in map_grid.py).</w:t>
+        <w:t xml:space="preserve"> We implemented FriendlyTrader and GreedyTrader (Found in trader.py and instantiated in map_grid.py).</w:t>
       </w:r>
     </w:p>
     <w:p>
@@ -688,39 +664,7 @@
         <w:t>Detail:</w:t>
       </w:r>
       <w:r>
-        <w:t xml:space="preserve"> In session.py, we load 4 types: </w:t>
-      </w:r>
-      <w:proofErr w:type="spellStart"/>
-      <w:r>
-        <w:t>CautiousVision</w:t>
-      </w:r>
-      <w:proofErr w:type="spellEnd"/>
-      <w:r>
-        <w:t xml:space="preserve">, </w:t>
-      </w:r>
-      <w:proofErr w:type="spellStart"/>
-      <w:r>
-        <w:t>KeenEyedVision</w:t>
-      </w:r>
-      <w:proofErr w:type="spellEnd"/>
-      <w:r>
-        <w:t xml:space="preserve">, </w:t>
-      </w:r>
-      <w:proofErr w:type="spellStart"/>
-      <w:r>
-        <w:t>FarSightVision</w:t>
-      </w:r>
-      <w:proofErr w:type="spellEnd"/>
-      <w:r>
-        <w:t xml:space="preserve">, and </w:t>
-      </w:r>
-      <w:proofErr w:type="spellStart"/>
-      <w:r>
-        <w:t>EagleEyeVision</w:t>
-      </w:r>
-      <w:proofErr w:type="spellEnd"/>
-      <w:r>
-        <w:t xml:space="preserve"> (Infinite range).</w:t>
+        <w:t xml:space="preserve"> In session.py, we load 4 types: CautiousVision, KeenEyedVision, FarSightVision, and EagleEyeVision (Infinite range).</w:t>
       </w:r>
     </w:p>
     <w:p>
@@ -999,6 +943,9 @@
         <w:jc w:val="center"/>
       </w:pPr>
       <w:r>
+        <w:rPr>
+          <w:noProof/>
+        </w:rPr>
         <w:drawing>
           <wp:inline distT="0" distB="0" distL="0" distR="0" wp14:anchorId="6E368BC4" wp14:editId="5F7D13BC">
             <wp:extent cx="3664424" cy="3865193"/>
@@ -1041,6 +988,9 @@
         <w:jc w:val="center"/>
       </w:pPr>
       <w:r>
+        <w:rPr>
+          <w:noProof/>
+        </w:rPr>
         <w:drawing>
           <wp:inline distT="0" distB="0" distL="0" distR="0" wp14:anchorId="76633D79" wp14:editId="2DE54BEC">
             <wp:extent cx="3693251" cy="3944203"/>
@@ -1083,6 +1033,9 @@
         <w:jc w:val="center"/>
       </w:pPr>
       <w:r>
+        <w:rPr>
+          <w:noProof/>
+        </w:rPr>
         <w:lastRenderedPageBreak/>
         <w:drawing>
           <wp:inline distT="0" distB="0" distL="0" distR="0" wp14:anchorId="06FE06B4" wp14:editId="0462C805">
@@ -1126,6 +1079,9 @@
         <w:jc w:val="center"/>
       </w:pPr>
       <w:r>
+        <w:rPr>
+          <w:noProof/>
+        </w:rPr>
         <w:drawing>
           <wp:inline distT="0" distB="0" distL="0" distR="0" wp14:anchorId="41C72903" wp14:editId="33DCEA3E">
             <wp:extent cx="3821374" cy="4079807"/>
@@ -1183,6 +1139,9 @@
     </w:p>
     <w:p>
       <w:r>
+        <w:rPr>
+          <w:noProof/>
+        </w:rPr>
         <w:drawing>
           <wp:inline distT="0" distB="0" distL="0" distR="0" wp14:anchorId="7C184246" wp14:editId="6CF2B12E">
             <wp:extent cx="5943600" cy="6391275"/>
@@ -1234,6 +1193,9 @@
     </w:p>
     <w:p>
       <w:r>
+        <w:rPr>
+          <w:noProof/>
+        </w:rPr>
         <w:drawing>
           <wp:inline distT="0" distB="0" distL="0" distR="0" wp14:anchorId="1A0902C6" wp14:editId="50428D91">
             <wp:extent cx="5943600" cy="3202940"/>
@@ -1278,6 +1240,9 @@
     </w:p>
     <w:p>
       <w:r>
+        <w:rPr>
+          <w:noProof/>
+        </w:rPr>
         <w:drawing>
           <wp:inline distT="0" distB="0" distL="0" distR="0" wp14:anchorId="13DE787B" wp14:editId="7CAE2268">
             <wp:extent cx="5943600" cy="3922395"/>
@@ -1381,23 +1346,7 @@
         <w:t>Line:</w:t>
       </w:r>
       <w:r>
-        <w:t xml:space="preserve"> class Terrain(</w:t>
-      </w:r>
-      <w:proofErr w:type="spellStart"/>
-      <w:r>
-        <w:t>abc.ABC</w:t>
-      </w:r>
-      <w:proofErr w:type="spellEnd"/>
-      <w:r>
-        <w:t xml:space="preserve">): (Line 3) acts as the root of the hierarchy, with specific types like class </w:t>
-      </w:r>
-      <w:proofErr w:type="gramStart"/>
-      <w:r>
-        <w:t>Mountain(</w:t>
-      </w:r>
-      <w:proofErr w:type="gramEnd"/>
-      <w:r>
-        <w:t>Terrain): (Line 18) descending from it.</w:t>
+        <w:t xml:space="preserve"> class Terrain(abc.ABC): (Line 3) acts as the root of the hierarchy, with specific types like class Mountain(Terrain): (Line 18) descending from it.</w:t>
       </w:r>
     </w:p>
     <w:p>
@@ -1447,20 +1396,7 @@
         <w:t>Line:</w:t>
       </w:r>
       <w:r>
-        <w:t xml:space="preserve"> class </w:t>
-      </w:r>
-      <w:proofErr w:type="spellStart"/>
-      <w:proofErr w:type="gramStart"/>
-      <w:r>
-        <w:t>FoodBonus</w:t>
-      </w:r>
-      <w:proofErr w:type="spellEnd"/>
-      <w:r>
-        <w:t>(</w:t>
-      </w:r>
-      <w:proofErr w:type="gramEnd"/>
-      <w:r>
-        <w:t>Item): (Line 17)</w:t>
+        <w:t xml:space="preserve"> class FoodBonus(Item): (Line 17)</w:t>
       </w:r>
     </w:p>
     <w:p>
@@ -1479,31 +1415,7 @@
         <w:t>Description:</w:t>
       </w:r>
       <w:r>
-        <w:t xml:space="preserve"> </w:t>
-      </w:r>
-      <w:proofErr w:type="spellStart"/>
-      <w:r>
-        <w:t>FoodBonus</w:t>
-      </w:r>
-      <w:proofErr w:type="spellEnd"/>
-      <w:r>
-        <w:t xml:space="preserve"> inherits the constructor and properties from the Item class but </w:t>
-      </w:r>
-      <w:proofErr w:type="gramStart"/>
-      <w:r>
-        <w:t>specializes</w:t>
-      </w:r>
-      <w:proofErr w:type="gramEnd"/>
-      <w:r>
-        <w:t xml:space="preserve"> the </w:t>
-      </w:r>
-      <w:proofErr w:type="spellStart"/>
-      <w:r>
-        <w:t>on_collect</w:t>
-      </w:r>
-      <w:proofErr w:type="spellEnd"/>
-      <w:r>
-        <w:t xml:space="preserve"> behavior.</w:t>
+        <w:t xml:space="preserve"> FoodBonus inherits the constructor and properties from the Item class but specializes the on_collect behavior.</w:t>
       </w:r>
     </w:p>
     <w:p>
@@ -1553,15 +1465,7 @@
         <w:t>Line:</w:t>
       </w:r>
       <w:r>
-        <w:t xml:space="preserve"> The </w:t>
-      </w:r>
-      <w:proofErr w:type="spellStart"/>
-      <w:r>
-        <w:t>make_move</w:t>
-      </w:r>
-      <w:proofErr w:type="spellEnd"/>
-      <w:r>
-        <w:t xml:space="preserve"> method.</w:t>
+        <w:t xml:space="preserve"> The make_move method.</w:t>
       </w:r>
     </w:p>
     <w:p>
@@ -1580,76 +1484,7 @@
         <w:t>Description:</w:t>
       </w:r>
       <w:r>
-        <w:t xml:space="preserve"> The base class Brain defines the abstract method </w:t>
-      </w:r>
-      <w:proofErr w:type="spellStart"/>
-      <w:r>
-        <w:t>make_move</w:t>
-      </w:r>
-      <w:proofErr w:type="spellEnd"/>
-      <w:r>
-        <w:t xml:space="preserve">. </w:t>
-      </w:r>
-      <w:proofErr w:type="spellStart"/>
-      <w:r>
-        <w:t>ExplorerBrain</w:t>
-      </w:r>
-      <w:proofErr w:type="spellEnd"/>
-      <w:r>
-        <w:t xml:space="preserve"> (Line 12), </w:t>
-      </w:r>
-      <w:proofErr w:type="spellStart"/>
-      <w:r>
-        <w:t>SurvivalistBrain</w:t>
-      </w:r>
-      <w:proofErr w:type="spellEnd"/>
-      <w:r>
-        <w:t xml:space="preserve"> (Line 20), and </w:t>
-      </w:r>
-      <w:proofErr w:type="spellStart"/>
-      <w:r>
-        <w:t>SmartBrain</w:t>
-      </w:r>
-      <w:proofErr w:type="spellEnd"/>
-      <w:r>
-        <w:t xml:space="preserve"> (Line 29) all provide different implementations of this same method name. The game </w:t>
-      </w:r>
-      <w:proofErr w:type="gramStart"/>
-      <w:r>
-        <w:t>calls</w:t>
-      </w:r>
-      <w:proofErr w:type="gramEnd"/>
-      <w:r>
-        <w:t xml:space="preserve"> </w:t>
-      </w:r>
-      <w:proofErr w:type="spellStart"/>
-      <w:proofErr w:type="gramStart"/>
-      <w:r>
-        <w:t>player.brain</w:t>
-      </w:r>
-      <w:proofErr w:type="gramEnd"/>
-      <w:r>
-        <w:t>.make_</w:t>
-      </w:r>
-      <w:proofErr w:type="gramStart"/>
-      <w:r>
-        <w:t>move</w:t>
-      </w:r>
-      <w:proofErr w:type="spellEnd"/>
-      <w:r>
-        <w:t>(</w:t>
-      </w:r>
-      <w:proofErr w:type="gramEnd"/>
-      <w:r>
-        <w:t xml:space="preserve">) without </w:t>
-      </w:r>
-      <w:proofErr w:type="gramStart"/>
-      <w:r>
-        <w:t>caring</w:t>
-      </w:r>
-      <w:proofErr w:type="gramEnd"/>
-      <w:r>
-        <w:t xml:space="preserve"> which specific brain logic is running.</w:t>
+        <w:t xml:space="preserve"> The base class Brain defines the abstract method make_move. ExplorerBrain (Line 12), SurvivalistBrain (Line 20), and SmartBrain (Line 29) all provide different implementations of this same method name. The game calls player.brain.make_move() without caring which specific brain logic is running.</w:t>
       </w:r>
     </w:p>
     <w:p>
@@ -1699,15 +1534,7 @@
         <w:t>Line:</w:t>
       </w:r>
       <w:r>
-        <w:t xml:space="preserve"> class </w:t>
-      </w:r>
-      <w:proofErr w:type="spellStart"/>
-      <w:r>
-        <w:t>AccountManager</w:t>
-      </w:r>
-      <w:proofErr w:type="spellEnd"/>
-      <w:r>
-        <w:t xml:space="preserve"> (Line 4)</w:t>
+        <w:t xml:space="preserve"> class AccountManager (Line 4)</w:t>
       </w:r>
     </w:p>
     <w:p>
@@ -1726,39 +1553,7 @@
         <w:t>Description:</w:t>
       </w:r>
       <w:r>
-        <w:t xml:space="preserve"> The details of how files are opened, read, and parsed (</w:t>
-      </w:r>
-      <w:proofErr w:type="spellStart"/>
-      <w:r>
-        <w:t>json.dump</w:t>
-      </w:r>
-      <w:proofErr w:type="spellEnd"/>
-      <w:r>
-        <w:t>/</w:t>
-      </w:r>
-      <w:proofErr w:type="spellStart"/>
-      <w:r>
-        <w:t>json.load</w:t>
-      </w:r>
-      <w:proofErr w:type="spellEnd"/>
-      <w:r>
-        <w:t xml:space="preserve">) are hidden inside this class. The rest of the program just calls </w:t>
-      </w:r>
-      <w:proofErr w:type="spellStart"/>
-      <w:r>
-        <w:t>create_account</w:t>
-      </w:r>
-      <w:proofErr w:type="spellEnd"/>
-      <w:r>
-        <w:t xml:space="preserve"> or </w:t>
-      </w:r>
-      <w:proofErr w:type="spellStart"/>
-      <w:r>
-        <w:t>load_account</w:t>
-      </w:r>
-      <w:proofErr w:type="spellEnd"/>
-      <w:r>
-        <w:t xml:space="preserve"> without touching the file system directly.</w:t>
+        <w:t xml:space="preserve"> The details of how files are opened, read, and parsed (json.dump/json.load) are hidden inside this class. The rest of the program just calls create_account or load_account without touching the file system directly.</w:t>
       </w:r>
     </w:p>
     <w:p>
@@ -1808,23 +1603,7 @@
         <w:t>Line:</w:t>
       </w:r>
       <w:r>
-        <w:t xml:space="preserve"> class Item(</w:t>
-      </w:r>
-      <w:proofErr w:type="spellStart"/>
-      <w:r>
-        <w:t>abc.ABC</w:t>
-      </w:r>
-      <w:proofErr w:type="spellEnd"/>
-      <w:r>
-        <w:t xml:space="preserve">): (Line 4) </w:t>
-      </w:r>
-      <w:proofErr w:type="gramStart"/>
-      <w:r>
-        <w:t>and @abc.abstractmethod</w:t>
-      </w:r>
-      <w:proofErr w:type="gramEnd"/>
-      <w:r>
-        <w:t xml:space="preserve"> (Line 11).</w:t>
+        <w:t xml:space="preserve"> class Item(abc.ABC): (Line 4) and @abc.abstractmethod (Line 11).</w:t>
       </w:r>
     </w:p>
     <w:p>
@@ -1844,23 +1623,7 @@
         <w:t>Description:</w:t>
       </w:r>
       <w:r>
-        <w:t xml:space="preserve"> We force any new Item type to implement </w:t>
-      </w:r>
-      <w:proofErr w:type="spellStart"/>
-      <w:r>
-        <w:t>on_collect</w:t>
-      </w:r>
-      <w:proofErr w:type="spellEnd"/>
-      <w:r>
-        <w:t xml:space="preserve">. It is impossible to create a generic "Item" object; you must create a concrete subclass (like </w:t>
-      </w:r>
-      <w:proofErr w:type="spellStart"/>
-      <w:r>
-        <w:t>GoldBonus</w:t>
-      </w:r>
-      <w:proofErr w:type="spellEnd"/>
-      <w:r>
-        <w:t>), ensuring the design is strictly followed.</w:t>
+        <w:t xml:space="preserve"> We force any new Item type to implement on_collect. It is impossible to create a generic "Item" object; you must create a concrete subclass (like GoldBonus), ensuring the design is strictly followed.</w:t>
       </w:r>
     </w:p>
     <w:p>
@@ -1910,15 +1673,7 @@
         <w:t>Line:</w:t>
       </w:r>
       <w:r>
-        <w:t xml:space="preserve"> Throughout the file (e.g., </w:t>
-      </w:r>
-      <w:proofErr w:type="gramStart"/>
-      <w:r>
-        <w:t># --- TILE INSPECTION ---, #</w:t>
-      </w:r>
-      <w:proofErr w:type="gramEnd"/>
-      <w:r>
-        <w:t xml:space="preserve"> --- PLAYER STATS (CURRENT) ---).</w:t>
+        <w:t xml:space="preserve"> Throughout the file (e.g., # --- TILE INSPECTION ---, # --- PLAYER STATS (CURRENT) ---).</w:t>
       </w:r>
     </w:p>
     <w:p>
@@ -1968,15 +1723,7 @@
         <w:t>Interactive Security Checkpoint:</w:t>
       </w:r>
       <w:r>
-        <w:t xml:space="preserve"> Instead of a simple "Buy/Sell" click, we implemented a custom modal window (</w:t>
-      </w:r>
-      <w:proofErr w:type="spellStart"/>
-      <w:r>
-        <w:t>TraderTerminal</w:t>
-      </w:r>
-      <w:proofErr w:type="spellEnd"/>
-      <w:r>
-        <w:t xml:space="preserve"> class in main_gui.py). When the player encounters a trader, the game pauses, and a terminal appears requiring the user to manually type their </w:t>
+        <w:t xml:space="preserve"> Instead of a simple "Buy/Sell" click, we implemented a custom modal window (TraderTerminal class in main_gui.py). When the player encounters a trader, the game pauses, and a terminal appears requiring the user to manually type their </w:t>
       </w:r>
       <w:r>
         <w:rPr>
@@ -7632,6 +7379,7 @@
   <w:style w:type="character" w:default="1" w:styleId="DefaultParagraphFont">
     <w:name w:val="Default Paragraph Font"/>
     <w:uiPriority w:val="1"/>
+    <w:semiHidden/>
     <w:unhideWhenUsed/>
   </w:style>
   <w:style w:type="table" w:default="1" w:styleId="TableNormal">
